--- a/Лаба 6.docx
+++ b/Лаба 6.docx
@@ -355,14 +355,7 @@
           <w:sz w:val="28"/>
         </w:rPr>
         <w:tab/>
-        <w:t xml:space="preserve">      </w:t>
-      </w:r>
-      <w:r>
-        <w:rPr>
-          <w:b w:val="0"/>
-          <w:sz w:val="28"/>
-        </w:rPr>
-        <w:t>«</w:t>
+        <w:t xml:space="preserve">      «</w:t>
       </w:r>
       <w:r>
         <w:rPr>
@@ -371,7 +364,15 @@
           <w:szCs w:val="32"/>
           <w:lang w:val="en-US"/>
         </w:rPr>
-        <w:t>AI-</w:t>
+        <w:t>AI</w:t>
+      </w:r>
+      <w:r>
+        <w:rPr>
+          <w:color w:val="000000"/>
+          <w:sz w:val="32"/>
+          <w:szCs w:val="32"/>
+        </w:rPr>
+        <w:t>-</w:t>
       </w:r>
       <w:r>
         <w:rPr>
@@ -1999,7 +2000,7 @@
         <w:rPr>
           <w:sz w:val="28"/>
           <w:szCs w:val="24"/>
-          <w:lang w:val="en-US" w:eastAsia="ru-RU"/>
+          <w:lang w:eastAsia="ru-RU"/>
         </w:rPr>
       </w:pPr>
       <w:r>
@@ -2513,43 +2514,51 @@
     </w:p>
     <w:p>
       <w:pPr>
-        <w:pStyle w:val="a6"/>
-        <w:widowControl/>
-        <w:autoSpaceDE/>
-        <w:autoSpaceDN/>
         <w:spacing w:line="360" w:lineRule="auto"/>
-        <w:jc w:val="both"/>
-        <w:rPr>
-          <w:b/>
-          <w:sz w:val="28"/>
-          <w:szCs w:val="24"/>
-          <w:lang w:eastAsia="ru-RU"/>
-        </w:rPr>
-      </w:pPr>
-      <w:r>
-        <w:rPr>
-          <w:b/>
-          <w:sz w:val="28"/>
-          <w:szCs w:val="24"/>
-          <w:lang w:eastAsia="ru-RU"/>
-        </w:rPr>
-        <w:t>Распределение обязанностей:</w:t>
-      </w:r>
-    </w:p>
-    <w:p>
-      <w:pPr>
-        <w:pStyle w:val="a6"/>
-        <w:widowControl/>
-        <w:autoSpaceDE/>
-        <w:autoSpaceDN/>
+        <w:rPr>
+          <w:b/>
+          <w:sz w:val="28"/>
+          <w:szCs w:val="24"/>
+          <w:lang w:eastAsia="ru-RU"/>
+        </w:rPr>
+      </w:pPr>
+      <w:r>
+        <w:rPr>
+          <w:b/>
+          <w:sz w:val="28"/>
+          <w:szCs w:val="24"/>
+          <w:lang w:eastAsia="ru-RU"/>
+        </w:rPr>
+        <w:t>Распределение обязанностей</w:t>
+      </w:r>
+      <w:r>
+        <w:rPr>
+          <w:b/>
+          <w:sz w:val="28"/>
+          <w:szCs w:val="24"/>
+          <w:lang w:eastAsia="ru-RU"/>
+        </w:rPr>
+        <w:t>:</w:t>
+      </w:r>
+    </w:p>
+    <w:p>
+      <w:pPr>
         <w:spacing w:line="360" w:lineRule="auto"/>
-        <w:jc w:val="both"/>
-        <w:rPr>
-          <w:sz w:val="28"/>
-          <w:szCs w:val="24"/>
-          <w:lang w:eastAsia="ru-RU"/>
-        </w:rPr>
-      </w:pPr>
+        <w:rPr>
+          <w:sz w:val="28"/>
+          <w:szCs w:val="24"/>
+          <w:lang w:eastAsia="ru-RU"/>
+        </w:rPr>
+      </w:pPr>
+      <w:r>
+        <w:rPr>
+          <w:b/>
+          <w:sz w:val="28"/>
+          <w:szCs w:val="24"/>
+          <w:lang w:eastAsia="ru-RU"/>
+        </w:rPr>
+        <w:tab/>
+      </w:r>
       <w:r>
         <w:rPr>
           <w:sz w:val="28"/>
@@ -2561,18 +2570,21 @@
     </w:p>
     <w:p>
       <w:pPr>
-        <w:pStyle w:val="a6"/>
-        <w:widowControl/>
-        <w:autoSpaceDE/>
-        <w:autoSpaceDN/>
         <w:spacing w:line="360" w:lineRule="auto"/>
-        <w:jc w:val="both"/>
-        <w:rPr>
-          <w:sz w:val="28"/>
-          <w:szCs w:val="24"/>
-          <w:lang w:eastAsia="ru-RU"/>
-        </w:rPr>
-      </w:pPr>
+        <w:rPr>
+          <w:sz w:val="28"/>
+          <w:szCs w:val="24"/>
+          <w:lang w:eastAsia="ru-RU"/>
+        </w:rPr>
+      </w:pPr>
+      <w:r>
+        <w:rPr>
+          <w:sz w:val="28"/>
+          <w:szCs w:val="24"/>
+          <w:lang w:eastAsia="ru-RU"/>
+        </w:rPr>
+        <w:tab/>
+      </w:r>
       <w:r>
         <w:rPr>
           <w:sz w:val="28"/>
@@ -2580,9 +2592,182 @@
           <w:lang w:eastAsia="ru-RU"/>
         </w:rPr>
         <w:t>Кирилл: техническая реализация проекта</w:t>
+      </w:r>
+    </w:p>
+    <w:p>
+      <w:pPr>
+        <w:spacing w:line="360" w:lineRule="auto"/>
+        <w:rPr>
+          <w:sz w:val="28"/>
+          <w:szCs w:val="24"/>
+          <w:lang w:eastAsia="ru-RU"/>
+        </w:rPr>
+      </w:pPr>
+      <w:r>
+        <w:rPr>
+          <w:b/>
+          <w:sz w:val="28"/>
+          <w:szCs w:val="24"/>
+          <w:lang w:eastAsia="ru-RU"/>
+        </w:rPr>
+        <w:t xml:space="preserve">Выводы: </w:t>
+      </w:r>
+      <w:r>
+        <w:rPr>
+          <w:sz w:val="28"/>
+          <w:szCs w:val="24"/>
+          <w:lang w:eastAsia="ru-RU"/>
+        </w:rPr>
+        <w:t xml:space="preserve">в ходе работы мы исследовали поведение </w:t>
+      </w:r>
+      <w:r>
+        <w:rPr>
+          <w:sz w:val="28"/>
+          <w:szCs w:val="24"/>
+          <w:lang w:val="en-US" w:eastAsia="ru-RU"/>
+        </w:rPr>
+        <w:t>LLM</w:t>
+      </w:r>
+      <w:r>
+        <w:rPr>
+          <w:sz w:val="28"/>
+          <w:szCs w:val="24"/>
+          <w:lang w:eastAsia="ru-RU"/>
+        </w:rPr>
+        <w:t xml:space="preserve"> </w:t>
+      </w:r>
+      <w:r>
+        <w:rPr>
+          <w:sz w:val="28"/>
+          <w:szCs w:val="24"/>
+          <w:lang w:eastAsia="ru-RU"/>
+        </w:rPr>
+        <w:t xml:space="preserve">при ответах на вопросы при различных вариантах входных данных. Выяснили, что даже при неполном контексте мы можем получать хороший результат, затрачивая в </w:t>
+      </w:r>
+      <w:r>
+        <w:rPr>
+          <w:sz w:val="28"/>
+          <w:szCs w:val="24"/>
+          <w:lang w:eastAsia="ru-RU"/>
+        </w:rPr>
+        <w:lastRenderedPageBreak/>
+        <w:t xml:space="preserve">разы меньше </w:t>
+      </w:r>
+      <w:proofErr w:type="spellStart"/>
+      <w:r>
+        <w:rPr>
+          <w:sz w:val="28"/>
+          <w:szCs w:val="24"/>
+          <w:lang w:eastAsia="ru-RU"/>
+        </w:rPr>
+        <w:t>токенов</w:t>
+      </w:r>
+      <w:proofErr w:type="spellEnd"/>
+      <w:r>
+        <w:rPr>
+          <w:sz w:val="28"/>
+          <w:szCs w:val="24"/>
+          <w:lang w:eastAsia="ru-RU"/>
+        </w:rPr>
+        <w:t xml:space="preserve"> на </w:t>
+      </w:r>
+      <w:proofErr w:type="spellStart"/>
+      <w:r>
+        <w:rPr>
+          <w:sz w:val="28"/>
+          <w:szCs w:val="24"/>
+          <w:lang w:eastAsia="ru-RU"/>
+        </w:rPr>
+        <w:t>инференс</w:t>
+      </w:r>
+      <w:proofErr w:type="spellEnd"/>
+      <w:r>
+        <w:rPr>
+          <w:sz w:val="28"/>
+          <w:szCs w:val="24"/>
+          <w:lang w:eastAsia="ru-RU"/>
+        </w:rPr>
+        <w:t xml:space="preserve">. </w:t>
+      </w:r>
+      <w:r>
+        <w:rPr>
+          <w:sz w:val="28"/>
+        </w:rPr>
+        <w:t>Однако сокращение контекста может привести к потере важных фактов, из-за чего модель не сможет ответить на вопрос, хотя в полном наборе документов ответ есть.</w:t>
+      </w:r>
+      <w:r>
+        <w:rPr>
+          <w:sz w:val="28"/>
+        </w:rPr>
+        <w:t xml:space="preserve"> </w:t>
+      </w:r>
+      <w:r>
+        <w:rPr>
+          <w:sz w:val="28"/>
+          <w:szCs w:val="24"/>
+          <w:lang w:eastAsia="ru-RU"/>
+        </w:rPr>
+        <w:t>Использование p-</w:t>
+      </w:r>
+      <w:proofErr w:type="spellStart"/>
+      <w:r>
+        <w:rPr>
+          <w:sz w:val="28"/>
+          <w:szCs w:val="24"/>
+          <w:lang w:eastAsia="ru-RU"/>
+        </w:rPr>
+        <w:t>adic</w:t>
+      </w:r>
+      <w:proofErr w:type="spellEnd"/>
+      <w:r>
+        <w:rPr>
+          <w:sz w:val="28"/>
+          <w:szCs w:val="24"/>
+          <w:lang w:eastAsia="ru-RU"/>
+        </w:rPr>
+        <w:t xml:space="preserve"> группировки помогло точнее выбирать доказательства, но не повысило точность логических статусов по сравнению с обычным </w:t>
+      </w:r>
+      <w:proofErr w:type="spellStart"/>
+      <w:r>
+        <w:rPr>
+          <w:sz w:val="28"/>
+          <w:szCs w:val="24"/>
+          <w:lang w:eastAsia="ru-RU"/>
+        </w:rPr>
+        <w:t>retrieval</w:t>
+      </w:r>
+      <w:proofErr w:type="spellEnd"/>
+      <w:r>
+        <w:rPr>
+          <w:sz w:val="28"/>
+          <w:szCs w:val="24"/>
+          <w:lang w:eastAsia="ru-RU"/>
+        </w:rPr>
+        <w:t>.</w:t>
+      </w:r>
+      <w:r>
+        <w:rPr>
+          <w:sz w:val="28"/>
+        </w:rPr>
+        <w:t xml:space="preserve"> Также мы выяснили, что высокая уверенность модели не обязательно указывает на верный результат.</w:t>
       </w:r>
       <w:bookmarkStart w:id="0" w:name="_GoBack"/>
       <w:bookmarkEnd w:id="0"/>
+    </w:p>
+    <w:p>
+      <w:pPr>
+        <w:spacing w:line="360" w:lineRule="auto"/>
+        <w:rPr>
+          <w:lang w:eastAsia="ru-RU"/>
+        </w:rPr>
+      </w:pPr>
+    </w:p>
+    <w:p>
+      <w:pPr>
+        <w:rPr>
+          <w:lang w:eastAsia="ru-RU"/>
+        </w:rPr>
+      </w:pPr>
     </w:p>
     <w:sectPr>
       <w:pgSz w:w="11906" w:h="16838"/>
@@ -2592,6 +2777,44 @@
     </w:sectPr>
   </w:body>
 </w:document>
+</file>
+
+<file path=word/endnotes.xml><?xml version="1.0" encoding="utf-8"?>
+<w:endnotes xmlns:wpc="http://schemas.microsoft.com/office/word/2010/wordprocessingCanvas" xmlns:mc="http://schemas.openxmlformats.org/markup-compatibility/2006" xmlns:o="urn:schemas-microsoft-com:office:office" xmlns:r="http://schemas.openxmlformats.org/officeDocument/2006/relationships" xmlns:m="http://schemas.openxmlformats.org/officeDocument/2006/math" xmlns:v="urn:schemas-microsoft-com:vml" xmlns:wp14="http://schemas.microsoft.com/office/word/2010/wordprocessingDrawing" xmlns:wp="http://schemas.openxmlformats.org/drawingml/2006/wordprocessingDrawing" xmlns:w10="urn:schemas-microsoft-com:office:word" xmlns:w="http://schemas.openxmlformats.org/wordprocessingml/2006/main" xmlns:w14="http://schemas.microsoft.com/office/word/2010/wordml" xmlns:w15="http://schemas.microsoft.com/office/word/2012/wordml" xmlns:wpg="http://schemas.microsoft.com/office/word/2010/wordprocessingGroup" xmlns:wpi="http://schemas.microsoft.com/office/word/2010/wordprocessingInk" xmlns:wne="http://schemas.microsoft.com/office/word/2006/wordml" xmlns:wps="http://schemas.microsoft.com/office/word/2010/wordprocessingShape" mc:Ignorable="w14 w15 wp14">
+  <w:endnote w:type="separator" w:id="-1">
+    <w:p>
+      <w:r>
+        <w:separator/>
+      </w:r>
+    </w:p>
+  </w:endnote>
+  <w:endnote w:type="continuationSeparator" w:id="0">
+    <w:p>
+      <w:r>
+        <w:continuationSeparator/>
+      </w:r>
+    </w:p>
+  </w:endnote>
+</w:endnotes>
+</file>
+
+<file path=word/footnotes.xml><?xml version="1.0" encoding="utf-8"?>
+<w:footnotes xmlns:wpc="http://schemas.microsoft.com/office/word/2010/wordprocessingCanvas" xmlns:mc="http://schemas.openxmlformats.org/markup-compatibility/2006" xmlns:o="urn:schemas-microsoft-com:office:office" xmlns:r="http://schemas.openxmlformats.org/officeDocument/2006/relationships" xmlns:m="http://schemas.openxmlformats.org/officeDocument/2006/math" xmlns:v="urn:schemas-microsoft-com:vml" xmlns:wp14="http://schemas.microsoft.com/office/word/2010/wordprocessingDrawing" xmlns:wp="http://schemas.openxmlformats.org/drawingml/2006/wordprocessingDrawing" xmlns:w10="urn:schemas-microsoft-com:office:word" xmlns:w="http://schemas.openxmlformats.org/wordprocessingml/2006/main" xmlns:w14="http://schemas.microsoft.com/office/word/2010/wordml" xmlns:w15="http://schemas.microsoft.com/office/word/2012/wordml" xmlns:wpg="http://schemas.microsoft.com/office/word/2010/wordprocessingGroup" xmlns:wpi="http://schemas.microsoft.com/office/word/2010/wordprocessingInk" xmlns:wne="http://schemas.microsoft.com/office/word/2006/wordml" xmlns:wps="http://schemas.microsoft.com/office/word/2010/wordprocessingShape" mc:Ignorable="w14 w15 wp14">
+  <w:footnote w:type="separator" w:id="-1">
+    <w:p>
+      <w:r>
+        <w:separator/>
+      </w:r>
+    </w:p>
+  </w:footnote>
+  <w:footnote w:type="continuationSeparator" w:id="0">
+    <w:p>
+      <w:r>
+        <w:continuationSeparator/>
+      </w:r>
+    </w:p>
+  </w:footnote>
+</w:footnotes>
 </file>
 
 <file path=word/numbering.xml><?xml version="1.0" encoding="utf-8"?>
@@ -3304,7 +3527,6 @@
     <w:name w:val="Normal (Web)"/>
     <w:basedOn w:val="a"/>
     <w:uiPriority w:val="99"/>
-    <w:semiHidden/>
     <w:unhideWhenUsed/>
     <w:rsid w:val="00DC52E2"/>
     <w:pPr>
@@ -3329,6 +3551,54 @@
       <w:ind w:left="720"/>
       <w:contextualSpacing/>
     </w:pPr>
+  </w:style>
+  <w:style w:type="paragraph" w:styleId="a7">
+    <w:name w:val="header"/>
+    <w:basedOn w:val="a"/>
+    <w:link w:val="a8"/>
+    <w:uiPriority w:val="99"/>
+    <w:unhideWhenUsed/>
+    <w:rsid w:val="003A601D"/>
+    <w:pPr>
+      <w:tabs>
+        <w:tab w:val="center" w:pos="4677"/>
+        <w:tab w:val="right" w:pos="9355"/>
+      </w:tabs>
+    </w:pPr>
+  </w:style>
+  <w:style w:type="character" w:customStyle="1" w:styleId="a8">
+    <w:name w:val="Верхний колонтитул Знак"/>
+    <w:basedOn w:val="a0"/>
+    <w:link w:val="a7"/>
+    <w:uiPriority w:val="99"/>
+    <w:rsid w:val="003A601D"/>
+    <w:rPr>
+      <w:rFonts w:ascii="Times New Roman" w:eastAsia="Times New Roman" w:hAnsi="Times New Roman" w:cs="Times New Roman"/>
+    </w:rPr>
+  </w:style>
+  <w:style w:type="paragraph" w:styleId="a9">
+    <w:name w:val="footer"/>
+    <w:basedOn w:val="a"/>
+    <w:link w:val="aa"/>
+    <w:uiPriority w:val="99"/>
+    <w:unhideWhenUsed/>
+    <w:rsid w:val="003A601D"/>
+    <w:pPr>
+      <w:tabs>
+        <w:tab w:val="center" w:pos="4677"/>
+        <w:tab w:val="right" w:pos="9355"/>
+      </w:tabs>
+    </w:pPr>
+  </w:style>
+  <w:style w:type="character" w:customStyle="1" w:styleId="aa">
+    <w:name w:val="Нижний колонтитул Знак"/>
+    <w:basedOn w:val="a0"/>
+    <w:link w:val="a9"/>
+    <w:uiPriority w:val="99"/>
+    <w:rsid w:val="003A601D"/>
+    <w:rPr>
+      <w:rFonts w:ascii="Times New Roman" w:eastAsia="Times New Roman" w:hAnsi="Times New Roman" w:cs="Times New Roman"/>
+    </w:rPr>
   </w:style>
 </w:styles>
 </file>
